--- a/assets/vaniveda-docs-templates/VaniVeda-Letterhead.docx
+++ b/assets/vaniveda-docs-templates/VaniVeda-Letterhead.docx
@@ -103,7 +103,7 @@
                 <w:color w:val="5B6169"/>
                 <w:sz w:val="17"/>
               </w:rPr>
-              <w:t>vanivedalanguagehub@gmail.com  ·  +91 96542 24342</w:t>
+              <w:t>vanivedalanguagehub@gmail.com  ·  +91 93116 15976</w:t>
             </w:r>
           </w:p>
           <w:p>
